--- a/Estrucutra de un proyecto de programación web.docx
+++ b/Estrucutra de un proyecto de programación web.docx
@@ -6,34 +6,105 @@
       <w:pPr>
         <w:rPr>
           <w:rFonts w:ascii="Times New Roman" w:hAnsi="Times New Roman" w:cs="Times New Roman"/>
+          <w:sz w:val="24"/>
+          <w:szCs w:val="24"/>
+        </w:rPr>
+      </w:pPr>
+      <w:proofErr w:type="spellStart"/>
+      <w:r>
+        <w:rPr>
+          <w:rFonts w:ascii="Times New Roman" w:hAnsi="Times New Roman" w:cs="Times New Roman"/>
+          <w:sz w:val="24"/>
+          <w:szCs w:val="24"/>
+        </w:rPr>
+        <w:t>Triage</w:t>
+      </w:r>
+      <w:proofErr w:type="spellEnd"/>
+      <w:r>
+        <w:rPr>
+          <w:rFonts w:ascii="Times New Roman" w:hAnsi="Times New Roman" w:cs="Times New Roman"/>
+          <w:sz w:val="24"/>
+          <w:szCs w:val="24"/>
+        </w:rPr>
+        <w:t xml:space="preserve"> Rápido: Antes de pedir la ambulancia, el usuario llena un formulario simple con síntomas. El sistema clasifica la urgencia (Prioridad Roja, Amarilla, Verde).</w:t>
+      </w:r>
+    </w:p>
+    <w:p>
+      <w:pPr>
+        <w:rPr>
+          <w:rFonts w:ascii="Times New Roman" w:hAnsi="Times New Roman" w:cs="Times New Roman"/>
+          <w:sz w:val="24"/>
+          <w:szCs w:val="24"/>
+        </w:rPr>
+      </w:pPr>
+    </w:p>
+    <w:p>
+      <w:pPr>
+        <w:rPr>
+          <w:rFonts w:ascii="Times New Roman" w:hAnsi="Times New Roman" w:cs="Times New Roman"/>
+          <w:sz w:val="24"/>
+          <w:szCs w:val="24"/>
+        </w:rPr>
+      </w:pPr>
+      <w:r>
+        <w:rPr>
+          <w:rFonts w:ascii="Times New Roman" w:hAnsi="Times New Roman" w:cs="Times New Roman"/>
+          <w:sz w:val="24"/>
+          <w:szCs w:val="24"/>
+        </w:rPr>
+        <w:t>Seguimiento: El paciente puede ver el tiempo estimado de llegada y la ubicación de la ambulancia.</w:t>
+      </w:r>
+    </w:p>
+    <w:p>
+      <w:pPr>
+        <w:rPr>
+          <w:rFonts w:ascii="Times New Roman" w:hAnsi="Times New Roman" w:cs="Times New Roman"/>
+          <w:sz w:val="24"/>
+          <w:szCs w:val="24"/>
+        </w:rPr>
+      </w:pPr>
+    </w:p>
+    <w:p>
+      <w:pPr>
+        <w:rPr>
+          <w:rFonts w:ascii="Times New Roman" w:hAnsi="Times New Roman" w:cs="Times New Roman"/>
+          <w:sz w:val="24"/>
+          <w:szCs w:val="24"/>
+        </w:rPr>
+      </w:pPr>
+      <w:r>
+        <w:rPr>
+          <w:rFonts w:ascii="Times New Roman" w:hAnsi="Times New Roman" w:cs="Times New Roman"/>
+          <w:sz w:val="24"/>
+          <w:szCs w:val="24"/>
+        </w:rPr>
+        <w:t>Historial Médico Express: Al pedir la ambulancia, se envía automáticamente al equipo médico un resumen de las alergias o enfermedades crónicas del paciente registrado.</w:t>
+      </w:r>
+    </w:p>
+    <w:p>
+      <w:pPr>
+        <w:rPr>
+          <w:rFonts w:ascii="Times New Roman" w:hAnsi="Times New Roman" w:cs="Times New Roman"/>
           <w:b/>
           <w:bCs/>
-          <w:sz w:val="40"/>
-          <w:szCs w:val="40"/>
-          <w:lang w:val="es-ES"/>
-        </w:rPr>
-      </w:pPr>
-      <w:r>
+          <w:sz w:val="24"/>
+          <w:szCs w:val="24"/>
+          <w:lang w:val="es-ES"/>
+        </w:rPr>
+      </w:pPr>
+    </w:p>
+    <w:p>
+      <w:pPr>
         <w:rPr>
           <w:rFonts w:ascii="Times New Roman" w:hAnsi="Times New Roman" w:cs="Times New Roman"/>
           <w:b/>
           <w:bCs/>
-          <w:sz w:val="40"/>
-          <w:szCs w:val="40"/>
-          <w:lang w:val="es-ES"/>
-        </w:rPr>
-        <w:t>Estrucutra de un proyecto de programación web</w:t>
-      </w:r>
-    </w:p>
-    <w:p>
-      <w:pPr>
-        <w:rPr>
-          <w:lang w:val="es-ES"/>
-        </w:rPr>
-      </w:pPr>
-    </w:p>
-    <w:p>
-      <w:pPr>
+          <w:sz w:val="24"/>
+          <w:szCs w:val="24"/>
+          <w:lang w:val="es-ES"/>
+        </w:rPr>
+      </w:pPr>
+      <w:r>
         <w:rPr>
           <w:rFonts w:ascii="Times New Roman" w:hAnsi="Times New Roman" w:cs="Times New Roman"/>
           <w:b/>
@@ -42,7 +113,8 @@
           <w:szCs w:val="24"/>
           <w:lang w:val="es-ES"/>
         </w:rPr>
-      </w:pPr>
+        <w:t>Problem</w:t>
+      </w:r>
       <w:r>
         <w:rPr>
           <w:rFonts w:ascii="Times New Roman" w:hAnsi="Times New Roman" w:cs="Times New Roman"/>
@@ -52,31 +124,110 @@
           <w:szCs w:val="24"/>
           <w:lang w:val="es-ES"/>
         </w:rPr>
-        <w:t>/public o /static</w:t>
-      </w:r>
-    </w:p>
-    <w:p>
-      <w:pPr>
-        <w:rPr>
-          <w:rFonts w:ascii="Times New Roman" w:hAnsi="Times New Roman" w:cs="Times New Roman"/>
-          <w:sz w:val="24"/>
-          <w:szCs w:val="24"/>
-          <w:lang w:val="es-ES"/>
-        </w:rPr>
-      </w:pPr>
-      <w:r>
-        <w:rPr>
-          <w:rFonts w:ascii="Times New Roman" w:hAnsi="Times New Roman" w:cs="Times New Roman"/>
-          <w:sz w:val="24"/>
-          <w:szCs w:val="24"/>
-          <w:lang w:val="es-ES"/>
-        </w:rPr>
-        <w:t>En esta carpeta va todo lo que se descarga desde el navegador como archivos “.css”, scripts de JavaScript, fotos, iconos, logos.</w:t>
-      </w:r>
-    </w:p>
-    <w:p>
-      <w:pPr>
-        <w:rPr>
+        <w:t>ática</w:t>
+      </w:r>
+    </w:p>
+    <w:p>
+      <w:pPr>
+        <w:ind w:firstLine="708"/>
+        <w:rPr>
+          <w:rFonts w:ascii="Times New Roman" w:hAnsi="Times New Roman" w:cs="Times New Roman"/>
+          <w:sz w:val="24"/>
+          <w:szCs w:val="24"/>
+          <w:lang w:val="es-ES"/>
+        </w:rPr>
+      </w:pPr>
+      <w:r>
+        <w:rPr>
+          <w:rFonts w:ascii="Times New Roman" w:hAnsi="Times New Roman" w:cs="Times New Roman"/>
+          <w:sz w:val="24"/>
+          <w:szCs w:val="24"/>
+          <w:lang w:val="es-ES"/>
+        </w:rPr>
+        <w:t>La ausencia de un sistema ágil que permita priorizar adecuadamente la atención de pacientes con enfermedades crónicas o con beneficios especiales</w:t>
+      </w:r>
+      <w:r>
+        <w:rPr>
+          <w:rFonts w:ascii="Times New Roman" w:hAnsi="Times New Roman" w:cs="Times New Roman"/>
+          <w:sz w:val="24"/>
+          <w:szCs w:val="24"/>
+          <w:lang w:val="es-ES"/>
+        </w:rPr>
+        <w:t xml:space="preserve"> </w:t>
+      </w:r>
+      <w:r>
+        <w:rPr>
+          <w:rFonts w:ascii="Times New Roman" w:hAnsi="Times New Roman" w:cs="Times New Roman"/>
+          <w:sz w:val="24"/>
+          <w:szCs w:val="24"/>
+          <w:lang w:val="es-ES"/>
+        </w:rPr>
+        <w:t>quienes dependen de tiempos de respuesta rápidos para evitar complicaciones grave</w:t>
+      </w:r>
+      <w:r>
+        <w:rPr>
+          <w:rFonts w:ascii="Times New Roman" w:hAnsi="Times New Roman" w:cs="Times New Roman"/>
+          <w:sz w:val="24"/>
+          <w:szCs w:val="24"/>
+          <w:lang w:val="es-ES"/>
+        </w:rPr>
+        <w:t xml:space="preserve">s </w:t>
+      </w:r>
+      <w:r>
+        <w:rPr>
+          <w:rFonts w:ascii="Times New Roman" w:hAnsi="Times New Roman" w:cs="Times New Roman"/>
+          <w:sz w:val="24"/>
+          <w:szCs w:val="24"/>
+          <w:lang w:val="es-ES"/>
+        </w:rPr>
+        <w:t>genera retrasos significativos en la prestación del servicio.</w:t>
+      </w:r>
+    </w:p>
+    <w:p>
+      <w:pPr>
+        <w:ind w:firstLine="708"/>
+        <w:rPr>
+          <w:rFonts w:ascii="Times New Roman" w:hAnsi="Times New Roman" w:cs="Times New Roman"/>
+          <w:sz w:val="24"/>
+          <w:szCs w:val="24"/>
+          <w:lang w:val="es-ES"/>
+        </w:rPr>
+      </w:pPr>
+      <w:r>
+        <w:rPr>
+          <w:rFonts w:ascii="Times New Roman" w:hAnsi="Times New Roman" w:cs="Times New Roman"/>
+          <w:sz w:val="24"/>
+          <w:szCs w:val="24"/>
+          <w:lang w:val="es-ES"/>
+        </w:rPr>
+        <w:t>Para solucionar esta problemática, se propone el desarrollo de una plataforma web en Python que automatice el proceso de solicitud y priorización</w:t>
+      </w:r>
+      <w:r>
+        <w:rPr>
+          <w:rFonts w:ascii="Times New Roman" w:hAnsi="Times New Roman" w:cs="Times New Roman"/>
+          <w:sz w:val="24"/>
+          <w:szCs w:val="24"/>
+          <w:lang w:val="es-ES"/>
+        </w:rPr>
+        <w:t xml:space="preserve">. </w:t>
+      </w:r>
+      <w:r>
+        <w:rPr>
+          <w:rFonts w:ascii="Times New Roman" w:hAnsi="Times New Roman" w:cs="Times New Roman"/>
+          <w:sz w:val="24"/>
+          <w:szCs w:val="24"/>
+          <w:lang w:val="es-ES"/>
+        </w:rPr>
+        <w:t>Este sistema permitirá clasificar los casos según su nivel de urgencia y optimizar la asignación de recursos médicos, garantizando una atención más eficiente y oportuna.</w:t>
+      </w:r>
+    </w:p>
+    <w:p>
+      <w:pPr>
+        <w:ind w:firstLine="708"/>
+        <w:rPr>
+          <w:rFonts w:ascii="Times New Roman" w:hAnsi="Times New Roman" w:cs="Times New Roman"/>
+          <w:sz w:val="24"/>
+          <w:szCs w:val="24"/>
           <w:lang w:val="es-ES"/>
         </w:rPr>
       </w:pPr>
@@ -101,87 +252,43 @@
           <w:szCs w:val="24"/>
           <w:lang w:val="es-ES"/>
         </w:rPr>
-        <w:t>/templates o /views</w:t>
-      </w:r>
-    </w:p>
-    <w:p>
-      <w:pPr>
-        <w:rPr>
-          <w:lang w:val="es-ES"/>
-        </w:rPr>
-      </w:pPr>
-      <w:r>
-        <w:rPr>
-          <w:lang w:val="es-ES"/>
-        </w:rPr>
-        <w:t>Aquí viven tus archivos HTML (o motores de plantillas)</w:t>
-      </w:r>
-    </w:p>
-    <w:p>
-      <w:pPr>
-        <w:rPr>
-          <w:lang w:val="es-ES"/>
-        </w:rPr>
-      </w:pPr>
-    </w:p>
-    <w:p>
-      <w:pPr>
-        <w:rPr>
-          <w:lang w:val="es-ES"/>
-        </w:rPr>
-      </w:pPr>
-      <w:hyperlink r:id="rId5" w:history="1">
-        <w:r>
-          <w:rPr>
-            <w:rStyle w:val="Hipervnculo"/>
-            <w:lang w:val="es-ES"/>
-          </w:rPr>
-          <w:t>https://pandas.pydata.org/</w:t>
-        </w:r>
-      </w:hyperlink>
-    </w:p>
-    <w:p>
-      <w:pPr>
-        <w:rPr>
-          <w:lang w:val="es-ES"/>
-        </w:rPr>
-      </w:pPr>
-      <w:hyperlink r:id="rId6" w:history="1">
-        <w:r>
-          <w:rPr>
-            <w:rStyle w:val="Hipervnculo"/>
-            <w:lang w:val="es-ES"/>
-          </w:rPr>
-          <w:t>https://docs.djangoproject.com/en/6.0/ref/templates/language/</w:t>
-        </w:r>
-      </w:hyperlink>
-    </w:p>
-    <w:p>
-      <w:pPr>
-        <w:rPr>
-          <w:lang w:val="es-ES"/>
-        </w:rPr>
-      </w:pPr>
-    </w:p>
-    <w:p>
-      <w:pPr>
-        <w:rPr>
-          <w:lang w:val="es-ES"/>
-        </w:rPr>
-      </w:pPr>
-    </w:p>
-    <w:p>
-      <w:pPr>
-        <w:rPr>
-          <w:rFonts w:ascii="Times New Roman" w:hAnsi="Times New Roman" w:cs="Times New Roman"/>
-          <w:sz w:val="24"/>
-          <w:szCs w:val="24"/>
-          <w:lang w:val="es-ES"/>
-        </w:rPr>
-      </w:pPr>
-    </w:p>
-    <w:p>
-      <w:pPr>
+        <w:t>Pregunta problema</w:t>
+      </w:r>
+    </w:p>
+    <w:p>
+      <w:pPr>
+        <w:rPr>
+          <w:rFonts w:ascii="Times New Roman" w:hAnsi="Times New Roman" w:cs="Times New Roman"/>
+          <w:sz w:val="24"/>
+          <w:szCs w:val="24"/>
+          <w:lang w:val="es-ES"/>
+        </w:rPr>
+      </w:pPr>
+      <w:r>
+        <w:rPr>
+          <w:rFonts w:ascii="Times New Roman" w:hAnsi="Times New Roman" w:cs="Times New Roman"/>
+          <w:sz w:val="24"/>
+          <w:szCs w:val="24"/>
+          <w:lang w:val="es-ES"/>
+        </w:rPr>
+        <w:t>¿De qué manera una aplicación web desarrollada en Python permite optimizar los tiempos de respuesta y la gestión de beneficios especiales en el servicio de despacho de ambulancias para pacientes de alta prioridad?</w:t>
+      </w:r>
+    </w:p>
+    <w:p>
+      <w:pPr>
+        <w:rPr>
+          <w:rFonts w:ascii="Times New Roman" w:hAnsi="Times New Roman" w:cs="Times New Roman"/>
+          <w:sz w:val="24"/>
+          <w:szCs w:val="24"/>
+          <w:lang w:val="es-ES"/>
+        </w:rPr>
+      </w:pPr>
+    </w:p>
+    <w:p>
+      <w:pPr>
+        <w:tabs>
+          <w:tab w:val="left" w:pos="2193"/>
+        </w:tabs>
         <w:rPr>
           <w:rFonts w:ascii="Times New Roman" w:hAnsi="Times New Roman" w:cs="Times New Roman"/>
           <w:b/>
@@ -200,7 +307,18 @@
           <w:szCs w:val="24"/>
           <w:lang w:val="es-ES"/>
         </w:rPr>
-        <w:t>Pregunta problema</w:t>
+        <w:t>Requerimientos</w:t>
+      </w:r>
+      <w:r>
+        <w:rPr>
+          <w:rFonts w:ascii="Times New Roman" w:hAnsi="Times New Roman" w:cs="Times New Roman"/>
+          <w:b/>
+          <w:bCs/>
+          <w:sz w:val="24"/>
+          <w:szCs w:val="24"/>
+          <w:lang w:val="es-ES"/>
+        </w:rPr>
+        <w:tab/>
       </w:r>
     </w:p>
     <w:p>
@@ -208,41 +326,26 @@
         <w:pStyle w:val="Prrafodelista"/>
         <w:numPr>
           <w:ilvl w:val="0"/>
-          <w:numId w:val="1"/>
+          <w:numId w:val="3"/>
         </w:numPr>
-        <w:rPr>
-          <w:rFonts w:ascii="Times New Roman" w:hAnsi="Times New Roman" w:cs="Times New Roman"/>
-          <w:b/>
-          <w:bCs/>
-          <w:sz w:val="24"/>
-          <w:szCs w:val="24"/>
-          <w:lang w:val="es-ES"/>
-        </w:rPr>
-      </w:pPr>
-      <w:r>
-        <w:rPr>
-          <w:rFonts w:ascii="Times New Roman" w:hAnsi="Times New Roman" w:cs="Times New Roman"/>
-          <w:sz w:val="24"/>
-          <w:szCs w:val="24"/>
-        </w:rPr>
-        <w:t xml:space="preserve">¿Cuál es la </w:t>
-      </w:r>
-      <w:r>
-        <w:rPr>
-          <w:rFonts w:ascii="Times New Roman" w:hAnsi="Times New Roman" w:cs="Times New Roman"/>
-          <w:sz w:val="24"/>
-          <w:szCs w:val="24"/>
-          <w:highlight w:val="yellow"/>
-        </w:rPr>
-        <w:t>deficiencia</w:t>
-      </w:r>
-      <w:r>
-        <w:rPr>
-          <w:rFonts w:ascii="Times New Roman" w:hAnsi="Times New Roman" w:cs="Times New Roman"/>
-          <w:sz w:val="24"/>
-          <w:szCs w:val="24"/>
-        </w:rPr>
-        <w:t>, vacío o ineficiencia que existe actualmente en el contexto donde se aplicará tu web?</w:t>
+        <w:tabs>
+          <w:tab w:val="left" w:pos="2193"/>
+        </w:tabs>
+        <w:rPr>
+          <w:rFonts w:ascii="Times New Roman" w:hAnsi="Times New Roman" w:cs="Times New Roman"/>
+          <w:sz w:val="24"/>
+          <w:szCs w:val="24"/>
+          <w:lang w:val="es-ES"/>
+        </w:rPr>
+      </w:pPr>
+      <w:r>
+        <w:rPr>
+          <w:rFonts w:ascii="Times New Roman" w:hAnsi="Times New Roman" w:cs="Times New Roman"/>
+          <w:sz w:val="24"/>
+          <w:szCs w:val="24"/>
+          <w:lang w:val="es-ES"/>
+        </w:rPr>
+        <w:t>El sistema debe permitir el inicio de sesión de pacientes y verificar automáticamente en la base de datos si cuentan con un plan de beneficios activo antes de habilitar la solicitud de servicios premium.</w:t>
       </w:r>
     </w:p>
     <w:p>
@@ -250,41 +353,44 @@
         <w:pStyle w:val="Prrafodelista"/>
         <w:numPr>
           <w:ilvl w:val="0"/>
-          <w:numId w:val="1"/>
+          <w:numId w:val="3"/>
         </w:numPr>
-        <w:rPr>
-          <w:rFonts w:ascii="Times New Roman" w:hAnsi="Times New Roman" w:cs="Times New Roman"/>
-          <w:b/>
-          <w:bCs/>
-          <w:sz w:val="24"/>
-          <w:szCs w:val="24"/>
-          <w:lang w:val="es-ES"/>
-        </w:rPr>
-      </w:pPr>
-      <w:r>
-        <w:rPr>
-          <w:rFonts w:ascii="Times New Roman" w:hAnsi="Times New Roman" w:cs="Times New Roman"/>
-          <w:sz w:val="24"/>
-          <w:szCs w:val="24"/>
-        </w:rPr>
-        <w:t xml:space="preserve">¿Quiénes son los usuarios o entidades que sufren las </w:t>
-      </w:r>
-      <w:r>
-        <w:rPr>
-          <w:rFonts w:ascii="Times New Roman" w:hAnsi="Times New Roman" w:cs="Times New Roman"/>
-          <w:sz w:val="24"/>
-          <w:szCs w:val="24"/>
-          <w:highlight w:val="yellow"/>
-        </w:rPr>
-        <w:t>consecuencias</w:t>
-      </w:r>
-      <w:r>
-        <w:rPr>
-          <w:rFonts w:ascii="Times New Roman" w:hAnsi="Times New Roman" w:cs="Times New Roman"/>
-          <w:sz w:val="24"/>
-          <w:szCs w:val="24"/>
-        </w:rPr>
-        <w:t xml:space="preserve"> de no tener esta herramienta?</w:t>
+        <w:tabs>
+          <w:tab w:val="left" w:pos="2193"/>
+        </w:tabs>
+        <w:rPr>
+          <w:rFonts w:ascii="Times New Roman" w:hAnsi="Times New Roman" w:cs="Times New Roman"/>
+          <w:sz w:val="24"/>
+          <w:szCs w:val="24"/>
+          <w:lang w:val="es-ES"/>
+        </w:rPr>
+      </w:pPr>
+      <w:r>
+        <w:rPr>
+          <w:rFonts w:ascii="Times New Roman" w:hAnsi="Times New Roman" w:cs="Times New Roman"/>
+          <w:sz w:val="24"/>
+          <w:szCs w:val="24"/>
+          <w:lang w:val="es-ES"/>
+        </w:rPr>
+        <w:t>La aplicación debe permitir al usuario enviar una solicitud de ambulancia capturando su ubicación actual y permitiendo seleccionar el tipo de emergencia mediante un formulario</w:t>
+      </w:r>
+      <w:r>
+        <w:rPr>
+          <w:rFonts w:ascii="Times New Roman" w:hAnsi="Times New Roman" w:cs="Times New Roman"/>
+          <w:sz w:val="24"/>
+          <w:szCs w:val="24"/>
+          <w:lang w:val="es-ES"/>
+        </w:rPr>
+        <w:t xml:space="preserve"> rápido</w:t>
+      </w:r>
+      <w:r>
+        <w:rPr>
+          <w:rFonts w:ascii="Times New Roman" w:hAnsi="Times New Roman" w:cs="Times New Roman"/>
+          <w:sz w:val="24"/>
+          <w:szCs w:val="24"/>
+          <w:lang w:val="es-ES"/>
+        </w:rPr>
+        <w:t>.</w:t>
       </w:r>
     </w:p>
     <w:p>
@@ -292,8 +398,69 @@
         <w:pStyle w:val="Prrafodelista"/>
         <w:numPr>
           <w:ilvl w:val="0"/>
-          <w:numId w:val="1"/>
+          <w:numId w:val="3"/>
         </w:numPr>
+        <w:tabs>
+          <w:tab w:val="left" w:pos="2193"/>
+        </w:tabs>
+        <w:rPr>
+          <w:rFonts w:ascii="Times New Roman" w:hAnsi="Times New Roman" w:cs="Times New Roman"/>
+          <w:sz w:val="24"/>
+          <w:szCs w:val="24"/>
+          <w:lang w:val="es-ES"/>
+        </w:rPr>
+      </w:pPr>
+      <w:r>
+        <w:rPr>
+          <w:rFonts w:ascii="Times New Roman" w:hAnsi="Times New Roman" w:cs="Times New Roman"/>
+          <w:sz w:val="24"/>
+          <w:szCs w:val="24"/>
+          <w:lang w:val="es-ES"/>
+        </w:rPr>
+        <w:t xml:space="preserve">El sistema debe contar con un módulo de administración que reciba las solicitudes, las registre con una </w:t>
+      </w:r>
+      <w:r>
+        <w:rPr>
+          <w:rFonts w:ascii="Times New Roman" w:hAnsi="Times New Roman" w:cs="Times New Roman"/>
+          <w:sz w:val="24"/>
+          <w:szCs w:val="24"/>
+          <w:highlight w:val="green"/>
+          <w:lang w:val="es-ES"/>
+        </w:rPr>
+        <w:t>marca de tiempo</w:t>
+      </w:r>
+      <w:r>
+        <w:rPr>
+          <w:rFonts w:ascii="Times New Roman" w:hAnsi="Times New Roman" w:cs="Times New Roman"/>
+          <w:sz w:val="24"/>
+          <w:szCs w:val="24"/>
+          <w:lang w:val="es-ES"/>
+        </w:rPr>
+        <w:t xml:space="preserve"> y permita asignar una unidad móvil disponible, notificando al paciente el estado del servicio</w:t>
+      </w:r>
+      <w:r>
+        <w:rPr>
+          <w:rFonts w:ascii="Times New Roman" w:hAnsi="Times New Roman" w:cs="Times New Roman"/>
+          <w:sz w:val="24"/>
+          <w:szCs w:val="24"/>
+          <w:lang w:val="es-ES"/>
+        </w:rPr>
+        <w:t>.</w:t>
+      </w:r>
+    </w:p>
+    <w:p>
+      <w:pPr>
+        <w:rPr>
+          <w:rFonts w:ascii="Times New Roman" w:hAnsi="Times New Roman" w:cs="Times New Roman"/>
+          <w:sz w:val="24"/>
+          <w:szCs w:val="24"/>
+          <w:highlight w:val="yellow"/>
+          <w:lang w:val="es-ES"/>
+        </w:rPr>
+      </w:pPr>
+    </w:p>
+    <w:p>
+      <w:pPr>
         <w:rPr>
           <w:rFonts w:ascii="Times New Roman" w:hAnsi="Times New Roman" w:cs="Times New Roman"/>
           <w:b/>
@@ -306,47 +473,133 @@
       <w:r>
         <w:rPr>
           <w:rFonts w:ascii="Times New Roman" w:hAnsi="Times New Roman" w:cs="Times New Roman"/>
-          <w:sz w:val="24"/>
-          <w:szCs w:val="24"/>
-        </w:rPr>
-        <w:t>¿Cómo puede una aplicación web</w:t>
-      </w:r>
-      <w:r>
-        <w:rPr>
-          <w:rFonts w:ascii="Times New Roman" w:hAnsi="Times New Roman" w:cs="Times New Roman"/>
-          <w:sz w:val="24"/>
-          <w:szCs w:val="24"/>
-        </w:rPr>
-        <w:t xml:space="preserve"> </w:t>
-      </w:r>
-      <w:r>
-        <w:rPr>
-          <w:rFonts w:ascii="Times New Roman" w:hAnsi="Times New Roman" w:cs="Times New Roman"/>
-          <w:sz w:val="24"/>
-          <w:szCs w:val="24"/>
-          <w:highlight w:val="yellow"/>
-        </w:rPr>
-        <w:t>mitigar</w:t>
-      </w:r>
-      <w:r>
-        <w:rPr>
-          <w:rFonts w:ascii="Times New Roman" w:hAnsi="Times New Roman" w:cs="Times New Roman"/>
-          <w:sz w:val="24"/>
-          <w:szCs w:val="24"/>
-        </w:rPr>
-        <w:t xml:space="preserve"> ese problema?</w:t>
-      </w:r>
-    </w:p>
-    <w:p>
-      <w:pPr>
-        <w:rPr>
-          <w:rFonts w:ascii="Times New Roman" w:hAnsi="Times New Roman" w:cs="Times New Roman"/>
           <w:b/>
           <w:bCs/>
           <w:sz w:val="24"/>
           <w:szCs w:val="24"/>
           <w:lang w:val="es-ES"/>
         </w:rPr>
+        <w:lastRenderedPageBreak/>
+        <w:t>Estructura</w:t>
+      </w:r>
+    </w:p>
+    <w:p>
+      <w:pPr>
+        <w:rPr>
+          <w:rFonts w:ascii="Times New Roman" w:hAnsi="Times New Roman" w:cs="Times New Roman"/>
+          <w:sz w:val="24"/>
+          <w:szCs w:val="24"/>
+          <w:lang w:val="es-ES"/>
+        </w:rPr>
+      </w:pPr>
+      <w:r>
+        <w:rPr>
+          <w:rFonts w:ascii="Times New Roman" w:hAnsi="Times New Roman" w:cs="Times New Roman"/>
+          <w:sz w:val="24"/>
+          <w:szCs w:val="24"/>
+          <w:lang w:val="es-ES"/>
+        </w:rPr>
+        <w:t>Base de datos</w:t>
+      </w:r>
+    </w:p>
+    <w:p>
+      <w:pPr>
+        <w:rPr>
+          <w:rFonts w:ascii="Times New Roman" w:hAnsi="Times New Roman" w:cs="Times New Roman"/>
+          <w:sz w:val="24"/>
+          <w:szCs w:val="24"/>
+          <w:lang w:val="es-ES"/>
+        </w:rPr>
+      </w:pPr>
+      <w:proofErr w:type="spellStart"/>
+      <w:r>
+        <w:rPr>
+          <w:rFonts w:ascii="Times New Roman" w:hAnsi="Times New Roman" w:cs="Times New Roman"/>
+          <w:sz w:val="24"/>
+          <w:szCs w:val="24"/>
+          <w:lang w:val="es-ES"/>
+        </w:rPr>
+        <w:t>Frontend</w:t>
+      </w:r>
+      <w:proofErr w:type="spellEnd"/>
+      <w:r>
+        <w:rPr>
+          <w:rFonts w:ascii="Times New Roman" w:hAnsi="Times New Roman" w:cs="Times New Roman"/>
+          <w:sz w:val="24"/>
+          <w:szCs w:val="24"/>
+          <w:lang w:val="es-ES"/>
+        </w:rPr>
+        <w:t xml:space="preserve"> HTML/CSS</w:t>
+      </w:r>
+    </w:p>
+    <w:p>
+      <w:pPr>
+        <w:rPr>
+          <w:rFonts w:ascii="Times New Roman" w:hAnsi="Times New Roman" w:cs="Times New Roman"/>
+          <w:sz w:val="24"/>
+          <w:szCs w:val="24"/>
+          <w:lang w:val="es-ES"/>
+        </w:rPr>
+      </w:pPr>
+      <w:proofErr w:type="spellStart"/>
+      <w:r>
+        <w:rPr>
+          <w:rFonts w:ascii="Times New Roman" w:hAnsi="Times New Roman" w:cs="Times New Roman"/>
+          <w:sz w:val="24"/>
+          <w:szCs w:val="24"/>
+          <w:lang w:val="es-ES"/>
+        </w:rPr>
+        <w:t>Backend</w:t>
+      </w:r>
+      <w:proofErr w:type="spellEnd"/>
+      <w:r>
+        <w:rPr>
+          <w:rFonts w:ascii="Times New Roman" w:hAnsi="Times New Roman" w:cs="Times New Roman"/>
+          <w:sz w:val="24"/>
+          <w:szCs w:val="24"/>
+          <w:lang w:val="es-ES"/>
+        </w:rPr>
+        <w:t xml:space="preserve"> (Python)</w:t>
+      </w:r>
+    </w:p>
+    <w:p>
+      <w:pPr>
+        <w:rPr>
+          <w:rFonts w:ascii="Times New Roman" w:hAnsi="Times New Roman" w:cs="Times New Roman"/>
+          <w:sz w:val="24"/>
+          <w:szCs w:val="24"/>
+          <w:lang w:val="es-ES"/>
+        </w:rPr>
+      </w:pPr>
+    </w:p>
+    <w:p>
+      <w:pPr>
+        <w:rPr>
+          <w:rFonts w:ascii="Times New Roman" w:hAnsi="Times New Roman" w:cs="Times New Roman"/>
+          <w:sz w:val="24"/>
+          <w:szCs w:val="24"/>
+          <w:lang w:val="es-ES"/>
+        </w:rPr>
+      </w:pPr>
+    </w:p>
+    <w:p>
+      <w:pPr>
+        <w:rPr>
+          <w:rFonts w:ascii="Times New Roman" w:hAnsi="Times New Roman" w:cs="Times New Roman"/>
+          <w:sz w:val="24"/>
+          <w:szCs w:val="24"/>
+          <w:lang w:val="es-ES"/>
+        </w:rPr>
+      </w:pPr>
+    </w:p>
+    <w:p>
+      <w:pPr>
+        <w:rPr>
+          <w:rFonts w:ascii="Times New Roman" w:hAnsi="Times New Roman" w:cs="Times New Roman"/>
+          <w:sz w:val="24"/>
+          <w:szCs w:val="24"/>
+          <w:lang w:val="es-ES"/>
+        </w:rPr>
       </w:pPr>
     </w:p>
     <w:p>
@@ -360,157 +613,16 @@
           <w:lang w:val="es-ES"/>
         </w:rPr>
       </w:pPr>
-      <w:r>
-        <w:rPr>
-          <w:rFonts w:ascii="Times New Roman" w:hAnsi="Times New Roman" w:cs="Times New Roman"/>
-          <w:b/>
-          <w:bCs/>
-          <w:sz w:val="24"/>
-          <w:szCs w:val="24"/>
-          <w:lang w:val="es-ES"/>
-        </w:rPr>
-        <w:t>Estructura general de la pregunta problema</w:t>
-      </w:r>
-    </w:p>
-    <w:p>
-      <w:pPr>
-        <w:rPr>
-          <w:rFonts w:ascii="Times New Roman" w:hAnsi="Times New Roman" w:cs="Times New Roman"/>
-          <w:sz w:val="24"/>
-          <w:szCs w:val="24"/>
-          <w:lang w:val="es-ES"/>
-        </w:rPr>
-      </w:pPr>
-      <w:r>
-        <w:rPr>
-          <w:rFonts w:ascii="Times New Roman" w:hAnsi="Times New Roman" w:cs="Times New Roman"/>
-          <w:sz w:val="24"/>
-          <w:szCs w:val="24"/>
-          <w:lang w:val="es-ES"/>
-        </w:rPr>
-        <w:t xml:space="preserve">¿De qué manera </w:t>
-      </w:r>
-      <w:r>
-        <w:rPr>
-          <w:rFonts w:ascii="Times New Roman" w:hAnsi="Times New Roman" w:cs="Times New Roman"/>
-          <w:sz w:val="24"/>
-          <w:szCs w:val="24"/>
-          <w:highlight w:val="yellow"/>
-          <w:lang w:val="es-ES"/>
-        </w:rPr>
-        <w:t>[Solución Tecnológica]</w:t>
-      </w:r>
-      <w:r>
-        <w:rPr>
-          <w:rFonts w:ascii="Times New Roman" w:hAnsi="Times New Roman" w:cs="Times New Roman"/>
-          <w:sz w:val="24"/>
-          <w:szCs w:val="24"/>
-          <w:lang w:val="es-ES"/>
-        </w:rPr>
-        <w:t xml:space="preserve"> permite optimizar/resolver </w:t>
-      </w:r>
-      <w:r>
-        <w:rPr>
-          <w:rFonts w:ascii="Times New Roman" w:hAnsi="Times New Roman" w:cs="Times New Roman"/>
-          <w:sz w:val="24"/>
-          <w:szCs w:val="24"/>
-          <w:highlight w:val="yellow"/>
-          <w:lang w:val="es-ES"/>
-        </w:rPr>
-        <w:t>[Problema Específico]</w:t>
-      </w:r>
-      <w:r>
-        <w:rPr>
-          <w:rFonts w:ascii="Times New Roman" w:hAnsi="Times New Roman" w:cs="Times New Roman"/>
-          <w:sz w:val="24"/>
-          <w:szCs w:val="24"/>
-          <w:lang w:val="es-ES"/>
-        </w:rPr>
-        <w:t xml:space="preserve"> en </w:t>
-      </w:r>
-      <w:r>
-        <w:rPr>
-          <w:rFonts w:ascii="Times New Roman" w:hAnsi="Times New Roman" w:cs="Times New Roman"/>
-          <w:sz w:val="24"/>
-          <w:szCs w:val="24"/>
-          <w:highlight w:val="yellow"/>
-          <w:lang w:val="es-ES"/>
-        </w:rPr>
-        <w:t>[Contexto/Usuarios]?</w:t>
-      </w:r>
-    </w:p>
-    <w:p>
-      <w:pPr>
-        <w:rPr>
-          <w:rFonts w:ascii="Times New Roman" w:hAnsi="Times New Roman" w:cs="Times New Roman"/>
-          <w:b/>
-          <w:bCs/>
-          <w:sz w:val="24"/>
-          <w:szCs w:val="24"/>
-          <w:lang w:val="es-ES"/>
-        </w:rPr>
-      </w:pPr>
-    </w:p>
-    <w:p>
-      <w:pPr>
-        <w:rPr>
-          <w:rFonts w:ascii="Times New Roman" w:hAnsi="Times New Roman" w:cs="Times New Roman"/>
-          <w:b/>
-          <w:bCs/>
-          <w:sz w:val="24"/>
-          <w:szCs w:val="24"/>
-          <w:lang w:val="es-ES"/>
-        </w:rPr>
-      </w:pPr>
-      <w:r>
-        <w:rPr>
-          <w:rFonts w:ascii="Times New Roman" w:hAnsi="Times New Roman" w:cs="Times New Roman"/>
-          <w:b/>
-          <w:bCs/>
-          <w:sz w:val="24"/>
-          <w:szCs w:val="24"/>
-          <w:lang w:val="es-ES"/>
-        </w:rPr>
-        <w:t>Objetivo general</w:t>
-      </w:r>
-    </w:p>
-    <w:p>
-      <w:pPr>
-        <w:rPr>
-          <w:rFonts w:ascii="Times New Roman" w:hAnsi="Times New Roman" w:cs="Times New Roman"/>
-          <w:b/>
-          <w:bCs/>
-          <w:sz w:val="24"/>
-          <w:szCs w:val="24"/>
-          <w:lang w:val="es-ES"/>
-        </w:rPr>
-      </w:pPr>
-      <w:r>
-        <w:rPr>
-          <w:rFonts w:ascii="Times New Roman" w:hAnsi="Times New Roman" w:cs="Times New Roman"/>
-          <w:b/>
-          <w:bCs/>
-          <w:sz w:val="24"/>
-          <w:szCs w:val="24"/>
-          <w:lang w:val="es-ES"/>
-        </w:rPr>
-        <w:t>Objetivos específicos</w:t>
-      </w:r>
-    </w:p>
-    <w:p>
-      <w:pPr>
-        <w:rPr>
-          <w:rFonts w:ascii="Times New Roman" w:hAnsi="Times New Roman" w:cs="Times New Roman"/>
-          <w:b/>
-          <w:bCs/>
-          <w:sz w:val="24"/>
-          <w:szCs w:val="24"/>
-          <w:lang w:val="es-ES"/>
-        </w:rPr>
-      </w:pPr>
-      <w:r>
-        <w:t>Marco Metodológico</w:t>
-      </w:r>
+    </w:p>
+    <w:p>
+      <w:pPr>
+        <w:rPr>
+          <w:rFonts w:ascii="Times New Roman" w:hAnsi="Times New Roman" w:cs="Times New Roman"/>
+          <w:sz w:val="24"/>
+          <w:szCs w:val="24"/>
+          <w:lang w:val="es-ES"/>
+        </w:rPr>
+      </w:pPr>
     </w:p>
     <w:sectPr>
       <w:pgSz w:w="12240" w:h="15840"/>
@@ -525,6 +637,92 @@
 <file path=word/numbering.xml><?xml version="1.0" encoding="utf-8"?>
 <w:numbering xmlns:wpc="http://schemas.microsoft.com/office/word/2010/wordprocessingCanvas" xmlns:cx="http://schemas.microsoft.com/office/drawing/2014/chartex" xmlns:cx1="http://schemas.microsoft.com/office/drawing/2015/9/8/chartex" xmlns:cx2="http://schemas.microsoft.com/office/drawing/2015/10/21/chartex" xmlns:cx3="http://schemas.microsoft.com/office/drawing/2016/5/9/chartex" xmlns:cx4="http://schemas.microsoft.com/office/drawing/2016/5/10/chartex" xmlns:cx5="http://schemas.microsoft.com/office/drawing/2016/5/11/chartex" xmlns:cx6="http://schemas.microsoft.com/office/drawing/2016/5/12/chartex" xmlns:cx7="http://schemas.microsoft.com/office/drawing/2016/5/13/chartex" xmlns:cx8="http://schemas.microsoft.com/office/drawing/2016/5/14/chartex" xmlns:mc="http://schemas.openxmlformats.org/markup-compatibility/2006" xmlns:aink="http://schemas.microsoft.com/office/drawing/2016/ink" xmlns:am3d="http://schemas.microsoft.com/office/drawing/2017/model3d" xmlns:o="urn:schemas-microsoft-com:office:office" xmlns:r="http://schemas.openxmlformats.org/officeDocument/2006/relationships" xmlns:m="http://schemas.openxmlformats.org/officeDocument/2006/math" xmlns:v="urn:schemas-microsoft-com:vml" xmlns:wp14="http://schemas.microsoft.com/office/word/2010/wordprocessingDrawing" xmlns:wp="http://schemas.openxmlformats.org/drawingml/2006/wordprocessingDrawing" xmlns:w10="urn:schemas-microsoft-com:office:word" xmlns:w="http://schemas.openxmlformats.org/wordprocessingml/2006/main" xmlns:w14="http://schemas.microsoft.com/office/word/2010/wordml" xmlns:w15="http://schemas.microsoft.com/office/word/2012/wordml" xmlns:w16cex="http://schemas.microsoft.com/office/word/2018/wordml/cex" xmlns:w16cid="http://schemas.microsoft.com/office/word/2016/wordml/cid" xmlns:w16="http://schemas.microsoft.com/office/word/2018/wordml" xmlns:w16sdtdh="http://schemas.microsoft.com/office/word/2020/wordml/sdtdatahash" xmlns:w16se="http://schemas.microsoft.com/office/word/2015/wordml/symex" xmlns:wpg="http://schemas.microsoft.com/office/word/2010/wordprocessingGroup" xmlns:wpi="http://schemas.microsoft.com/office/word/2010/wordprocessingInk" xmlns:wne="http://schemas.microsoft.com/office/word/2006/wordml" xmlns:wps="http://schemas.microsoft.com/office/word/2010/wordprocessingShape" mc:Ignorable="w14 w15 w16se w16cid w16 w16cex w16sdtdh wp14">
   <w:abstractNum w:abstractNumId="0" w15:restartNumberingAfterBreak="0">
+    <w:nsid w:val="2D8B728F"/>
+    <w:multiLevelType w:val="hybridMultilevel"/>
+    <w:tmpl w:val="2E92256A"/>
+    <w:lvl w:ilvl="0" w:tplc="240A000F">
+      <w:start w:val="1"/>
+      <w:numFmt w:val="decimal"/>
+      <w:lvlText w:val="%1."/>
+      <w:lvlJc w:val="left"/>
+      <w:pPr>
+        <w:ind w:left="720" w:hanging="360"/>
+      </w:pPr>
+    </w:lvl>
+    <w:lvl w:ilvl="1" w:tplc="240A0019" w:tentative="1">
+      <w:start w:val="1"/>
+      <w:numFmt w:val="lowerLetter"/>
+      <w:lvlText w:val="%2."/>
+      <w:lvlJc w:val="left"/>
+      <w:pPr>
+        <w:ind w:left="1440" w:hanging="360"/>
+      </w:pPr>
+    </w:lvl>
+    <w:lvl w:ilvl="2" w:tplc="240A001B" w:tentative="1">
+      <w:start w:val="1"/>
+      <w:numFmt w:val="lowerRoman"/>
+      <w:lvlText w:val="%3."/>
+      <w:lvlJc w:val="right"/>
+      <w:pPr>
+        <w:ind w:left="2160" w:hanging="180"/>
+      </w:pPr>
+    </w:lvl>
+    <w:lvl w:ilvl="3" w:tplc="240A000F" w:tentative="1">
+      <w:start w:val="1"/>
+      <w:numFmt w:val="decimal"/>
+      <w:lvlText w:val="%4."/>
+      <w:lvlJc w:val="left"/>
+      <w:pPr>
+        <w:ind w:left="2880" w:hanging="360"/>
+      </w:pPr>
+    </w:lvl>
+    <w:lvl w:ilvl="4" w:tplc="240A0019" w:tentative="1">
+      <w:start w:val="1"/>
+      <w:numFmt w:val="lowerLetter"/>
+      <w:lvlText w:val="%5."/>
+      <w:lvlJc w:val="left"/>
+      <w:pPr>
+        <w:ind w:left="3600" w:hanging="360"/>
+      </w:pPr>
+    </w:lvl>
+    <w:lvl w:ilvl="5" w:tplc="240A001B" w:tentative="1">
+      <w:start w:val="1"/>
+      <w:numFmt w:val="lowerRoman"/>
+      <w:lvlText w:val="%6."/>
+      <w:lvlJc w:val="right"/>
+      <w:pPr>
+        <w:ind w:left="4320" w:hanging="180"/>
+      </w:pPr>
+    </w:lvl>
+    <w:lvl w:ilvl="6" w:tplc="240A000F" w:tentative="1">
+      <w:start w:val="1"/>
+      <w:numFmt w:val="decimal"/>
+      <w:lvlText w:val="%7."/>
+      <w:lvlJc w:val="left"/>
+      <w:pPr>
+        <w:ind w:left="5040" w:hanging="360"/>
+      </w:pPr>
+    </w:lvl>
+    <w:lvl w:ilvl="7" w:tplc="240A0019" w:tentative="1">
+      <w:start w:val="1"/>
+      <w:numFmt w:val="lowerLetter"/>
+      <w:lvlText w:val="%8."/>
+      <w:lvlJc w:val="left"/>
+      <w:pPr>
+        <w:ind w:left="5760" w:hanging="360"/>
+      </w:pPr>
+    </w:lvl>
+    <w:lvl w:ilvl="8" w:tplc="240A001B" w:tentative="1">
+      <w:start w:val="1"/>
+      <w:numFmt w:val="lowerRoman"/>
+      <w:lvlText w:val="%9."/>
+      <w:lvlJc w:val="right"/>
+      <w:pPr>
+        <w:ind w:left="6480" w:hanging="180"/>
+      </w:pPr>
+    </w:lvl>
+  </w:abstractNum>
+  <w:abstractNum w:abstractNumId="1" w15:restartNumberingAfterBreak="0">
     <w:nsid w:val="44BA4BA3"/>
     <w:multiLevelType w:val="hybridMultilevel"/>
     <w:tmpl w:val="CF7AF15E"/>
@@ -637,7 +835,126 @@
       </w:rPr>
     </w:lvl>
   </w:abstractNum>
+  <w:abstractNum w:abstractNumId="2" w15:restartNumberingAfterBreak="0">
+    <w:nsid w:val="67673891"/>
+    <w:multiLevelType w:val="hybridMultilevel"/>
+    <w:tmpl w:val="AC8C0C3E"/>
+    <w:lvl w:ilvl="0" w:tplc="240A0001">
+      <w:start w:val="1"/>
+      <w:numFmt w:val="bullet"/>
+      <w:lvlText w:val=""/>
+      <w:lvlJc w:val="left"/>
+      <w:pPr>
+        <w:ind w:left="720" w:hanging="360"/>
+      </w:pPr>
+      <w:rPr>
+        <w:rFonts w:ascii="Symbol" w:hAnsi="Symbol" w:hint="default"/>
+      </w:rPr>
+    </w:lvl>
+    <w:lvl w:ilvl="1" w:tplc="240A0003" w:tentative="1">
+      <w:start w:val="1"/>
+      <w:numFmt w:val="bullet"/>
+      <w:lvlText w:val="o"/>
+      <w:lvlJc w:val="left"/>
+      <w:pPr>
+        <w:ind w:left="1440" w:hanging="360"/>
+      </w:pPr>
+      <w:rPr>
+        <w:rFonts w:ascii="Courier New" w:hAnsi="Courier New" w:cs="Courier New" w:hint="default"/>
+      </w:rPr>
+    </w:lvl>
+    <w:lvl w:ilvl="2" w:tplc="240A0005" w:tentative="1">
+      <w:start w:val="1"/>
+      <w:numFmt w:val="bullet"/>
+      <w:lvlText w:val=""/>
+      <w:lvlJc w:val="left"/>
+      <w:pPr>
+        <w:ind w:left="2160" w:hanging="360"/>
+      </w:pPr>
+      <w:rPr>
+        <w:rFonts w:ascii="Wingdings" w:hAnsi="Wingdings" w:hint="default"/>
+      </w:rPr>
+    </w:lvl>
+    <w:lvl w:ilvl="3" w:tplc="240A0001" w:tentative="1">
+      <w:start w:val="1"/>
+      <w:numFmt w:val="bullet"/>
+      <w:lvlText w:val=""/>
+      <w:lvlJc w:val="left"/>
+      <w:pPr>
+        <w:ind w:left="2880" w:hanging="360"/>
+      </w:pPr>
+      <w:rPr>
+        <w:rFonts w:ascii="Symbol" w:hAnsi="Symbol" w:hint="default"/>
+      </w:rPr>
+    </w:lvl>
+    <w:lvl w:ilvl="4" w:tplc="240A0003" w:tentative="1">
+      <w:start w:val="1"/>
+      <w:numFmt w:val="bullet"/>
+      <w:lvlText w:val="o"/>
+      <w:lvlJc w:val="left"/>
+      <w:pPr>
+        <w:ind w:left="3600" w:hanging="360"/>
+      </w:pPr>
+      <w:rPr>
+        <w:rFonts w:ascii="Courier New" w:hAnsi="Courier New" w:cs="Courier New" w:hint="default"/>
+      </w:rPr>
+    </w:lvl>
+    <w:lvl w:ilvl="5" w:tplc="240A0005" w:tentative="1">
+      <w:start w:val="1"/>
+      <w:numFmt w:val="bullet"/>
+      <w:lvlText w:val=""/>
+      <w:lvlJc w:val="left"/>
+      <w:pPr>
+        <w:ind w:left="4320" w:hanging="360"/>
+      </w:pPr>
+      <w:rPr>
+        <w:rFonts w:ascii="Wingdings" w:hAnsi="Wingdings" w:hint="default"/>
+      </w:rPr>
+    </w:lvl>
+    <w:lvl w:ilvl="6" w:tplc="240A0001" w:tentative="1">
+      <w:start w:val="1"/>
+      <w:numFmt w:val="bullet"/>
+      <w:lvlText w:val=""/>
+      <w:lvlJc w:val="left"/>
+      <w:pPr>
+        <w:ind w:left="5040" w:hanging="360"/>
+      </w:pPr>
+      <w:rPr>
+        <w:rFonts w:ascii="Symbol" w:hAnsi="Symbol" w:hint="default"/>
+      </w:rPr>
+    </w:lvl>
+    <w:lvl w:ilvl="7" w:tplc="240A0003" w:tentative="1">
+      <w:start w:val="1"/>
+      <w:numFmt w:val="bullet"/>
+      <w:lvlText w:val="o"/>
+      <w:lvlJc w:val="left"/>
+      <w:pPr>
+        <w:ind w:left="5760" w:hanging="360"/>
+      </w:pPr>
+      <w:rPr>
+        <w:rFonts w:ascii="Courier New" w:hAnsi="Courier New" w:cs="Courier New" w:hint="default"/>
+      </w:rPr>
+    </w:lvl>
+    <w:lvl w:ilvl="8" w:tplc="240A0005" w:tentative="1">
+      <w:start w:val="1"/>
+      <w:numFmt w:val="bullet"/>
+      <w:lvlText w:val=""/>
+      <w:lvlJc w:val="left"/>
+      <w:pPr>
+        <w:ind w:left="6480" w:hanging="360"/>
+      </w:pPr>
+      <w:rPr>
+        <w:rFonts w:ascii="Wingdings" w:hAnsi="Wingdings" w:hint="default"/>
+      </w:rPr>
+    </w:lvl>
+  </w:abstractNum>
   <w:num w:numId="1">
+    <w:abstractNumId w:val="1"/>
+  </w:num>
+  <w:num w:numId="2">
+    <w:abstractNumId w:val="2"/>
+  </w:num>
+  <w:num w:numId="3">
     <w:abstractNumId w:val="0"/>
   </w:num>
 </w:numbering>
